--- a/03-例会汇报/董事长例会/会议纪要/20260831-20260906/20260831-20260906-董事长例会纪要-董事长版.docx
+++ b/03-例会汇报/董事长例会/会议纪要/20260831-20260906/20260831-20260906-董事长例会纪要-董事长版.docx
@@ -457,7 +457,7 @@
           <w:sz w:val="28"/>
           <w:szCs w:val="28"/>
         </w:rPr>
-        <w:t xml:space="preserve">二、重点工作时间节点（9.1—9.7 重点工作计划）</w:t>
+        <w:t xml:space="preserve">二、重点工作时间节点</w:t>
       </w:r>
     </w:p>
     <w:tbl>

--- a/03-例会汇报/董事长例会/会议纪要/20260831-20260906/20260831-20260906-董事长例会纪要-董事长版.docx
+++ b/03-例会汇报/董事长例会/会议纪要/20260831-20260906/20260831-20260906-董事长例会纪要-董事长版.docx
@@ -1058,7 +1058,7 @@
                 <w:sz w:val="20"/>
                 <w:szCs w:val="20"/>
               </w:rPr>
-              <w:t xml:space="preserve">污泥脱水间设备基础制作；纸卷输送廊桥</w:t>
+              <w:t xml:space="preserve">污泥脱水间设备基础制作；纸卷输送廊桥；输煤栈桥 3#2# 段钢构安装</w:t>
             </w:r>
           </w:p>
         </w:tc>
@@ -1841,7 +1841,7 @@
                 <w:sz w:val="20"/>
                 <w:szCs w:val="20"/>
               </w:rPr>
-              <w:t xml:space="preserve">化水车间土建收尾（汇总表仍列 8 月 30 日，未注明新的调整日期）；二次风机基础；制浆车间管架、电缆桥架安装；污泥脱水间单体设备安装；高低压柜安装</w:t>
+              <w:t xml:space="preserve">化水车间土建收尾（汇总表仍列 8 月 30 日，未注明新的调整日期）；二次风机基础；5600 外联管道制作安装；复卷机安装；制浆车间管架、电缆桥架安装；污泥脱水间单体设备安装；高低压柜安装</w:t>
             </w:r>
           </w:p>
         </w:tc>

--- a/03-例会汇报/董事长例会/会议纪要/20260831-20260906/20260831-20260906-董事长例会纪要-董事长版.docx
+++ b/03-例会汇报/董事长例会/会议纪要/20260831-20260906/20260831-20260906-董事长例会纪要-董事长版.docx
@@ -1964,7 +1964,7 @@
           <w:sz w:val="24"/>
           <w:szCs w:val="24"/>
         </w:rPr>
-        <w:t xml:space="preserve">• 跟进公司组织架构、安保消防、全员安全、工程人员分工、现场垃圾清运、物流装卸和销售方案、废纸收购存放、设备保护及废旧报废物资处置等管理事项。</w:t>
+        <w:t xml:space="preserve">• 跟进公司组织架构、安保消防、全员安全、工程人员分工、现场垃圾清运、物流装卸和销售方案、废纸收购存放、员工制度与专业培训、设备调试前保险购置等管理事项。</w:t>
       </w:r>
     </w:p>
     <w:p>
